--- a/desarollo/SIMA_OE3_Palma_Palomino.docx
+++ b/desarollo/SIMA_OE3_Palma_Palomino.docx
@@ -252,7 +252,7 @@
         <w:spacing w:after="120" w:line="259" w:lineRule="auto"/>
       </w:pPr>
       <w:r>
-        <w:t>Desarrollar una plataforma inteligente de microaprendizaje que integre modulos de transcripcion automatica, postprocesamiento, generacion de microcontenidos educativos y evaluaciones adaptativas personalizadas, orientadas al seguimiento del progreso del estudiante.</w:t>
+        <w:t>Construir la plataforma integrando los módulos de transcripción automática, generación verificada de ítems en notación .mini, evaluación adaptativa por IRT, refuerzo dirigido y seguimiento del progreso del estudiante.</w:t>
       </w:r>
     </w:p>
     <w:p>
